--- a/en/discovery-articles/4.5 X-Rays and Medical Imaging.docx
+++ b/en/discovery-articles/4.5 X-Rays and Medical Imaging.docx
@@ -200,7 +200,7 @@
           <w:i w:val="0"/>
           <w:sz w:val="22"/>
         </w:rPr>
-        <w:t>Wilhelm Conrad Röntgen, a physicist in Wurzburg, noticed in November 1895 that a fluorescent screen glowed when a cathode-ray tube was running, even when shielded. He traced the effect to unknown rays he called X-rays. On 22 December he photographed his wife's hand, rings and all. He published within weeks and refused to patent the discovery. The world learned almost at once.</w:t>
+        <w:t>Wilhelm Conrad Röntgen, a physicist in Würzburg, noticed in November 1895 that a fluorescent screen glowed when a cathode-ray tube was running, even when shielded. He traced the effect to unknown rays he called X-rays. On 22 December he photographed his wife's hand, rings and all. He published within weeks and refused to patent the discovery. The world learned almost at once.</w:t>
       </w:r>
     </w:p>
     <w:p>

--- a/en/discovery-articles/4.5 X-Rays and Medical Imaging.docx
+++ b/en/discovery-articles/4.5 X-Rays and Medical Imaging.docx
@@ -346,7 +346,7 @@
           <w:color w:val="004E8C"/>
           <w:sz w:val="24"/>
         </w:rPr>
-        <w:t>C. Institutional and encyclopedic sources</w:t>
+        <w:t>Institutional and encyclopedic sources</w:t>
       </w:r>
     </w:p>
     <w:p>
@@ -427,7 +427,7 @@
           <w:color w:val="004E8C"/>
           <w:sz w:val="24"/>
         </w:rPr>
-        <w:t>G. Space agencies, laboratories, and scientific organisations</w:t>
+        <w:t>Space agencies, laboratories, and scientific organisations</w:t>
       </w:r>
     </w:p>
     <w:p>
@@ -475,7 +475,7 @@
           <w:color w:val="004E8C"/>
           <w:sz w:val="24"/>
         </w:rPr>
-        <w:t>H. Professional societies and standards bodies</w:t>
+        <w:t>Professional societies and standards bodies</w:t>
       </w:r>
     </w:p>
     <w:p>
@@ -523,7 +523,7 @@
           <w:color w:val="004E8C"/>
           <w:sz w:val="24"/>
         </w:rPr>
-        <w:t>D. Museum, archive, and library resources</w:t>
+        <w:t>Museum, archive, and library resources</w:t>
       </w:r>
     </w:p>
     <w:p>
